--- a/az/discovery-articles/4.18 Ağızdan rehidratasiya müalicəsi.docx
+++ b/az/discovery-articles/4.18 Ağızdan rehidratasiya müalicəsi.docx
@@ -8,7 +8,7 @@
         <w:widowControl/>
       </w:pPr>
       <w:r>
-        <w:t>4.18 Ağızdan rehidratasiya müalicəsi</w:t>
+        <w:t xml:space="preserve">4.18 Ağızdan maye bərpası</w:t>
       </w:r>
     </w:p>
     <w:p>
@@ -20,7 +20,7 @@
         <w:rPr>
           <w:sz w:val="20"/>
         </w:rPr>
-        <w:t>4 Tibb biologiya və ictimai səhiyyə</w:t>
+        <w:t xml:space="preserve">4. Tibb, biologiya və ictimai səhiyyə</w:t>
       </w:r>
     </w:p>
     <w:p>
@@ -32,7 +32,7 @@
         <w:rPr>
           <w:sz w:val="20"/>
         </w:rPr>
-        <w:t>Dövr: təxminən 1960–1970-ci illər (klinik sübutlar); 1970-ci illərin sonundan Ümumdünya Səhiyyə Təşkilatı və BMT Uşaq Fondunun qlobal təşviqi | Əsas iştirakçılar: Cənubi Asiyada vəba tədqiqatçıları; Dilip Mahalanabis; həmin təşkilatların proqramları; qlükoza və natriumun sorulması barədə əvvəlki fizioloji tədqiqatlar</w:t>
+        <w:t>Dövr: 1960–1970-ci illər — üsulun təsirinin klinik tədqiqatlarla təsdiqlənməsi; 1970-ci illərin sonlarından Ümumdünya Səhiyyə Təşkilatı (ÜST) və BMT-nin Uşaq Fondu (UNICEF) tərəfindən geniş yayılması | Əsas iştirakçılar: Cənubi Asiyada vəba xəstələrini müalicə edən həkimlər; Dilip Mahalanabis; qlükoza və natriumun bağırsaqda sorulmasını araşdıran fizioloqlar</w:t>
       </w:r>
     </w:p>
     <w:p>
@@ -40,7 +40,7 @@
         <w:widowControl/>
       </w:pPr>
       <w:r>
-        <w:t>Ağızdan rehidratasiya müalicəsində ishal zamanı itirilən mayeni bərpa etmək üçün duz və şəkərdən dəqiq nisbətdə hazırlanan məhlul içirilir. Venadaxili maye vermək imkanının az olduğu yerlərdə toz paketləri və təmiz su milyonlarla uşağı xilas etdi.</w:t>
+        <w:t>İshal zamanı orqanizm su və duz itirir. Bu itkinin yerini doldurmaq üçün xəstəyə tərkibində müəyyən nisbətdə qlükoza və duzlar olan məhlul içirilir. Sadə görünən bu üsul, xüsusilə tibbi yardım imkanlarının məhdud olduğu yerlərdə, milyonlarla uşağın həyatını xilas etməyə kömək edib.</w:t>
       </w:r>
     </w:p>
     <w:p>
@@ -49,7 +49,7 @@
         <w:widowControl/>
       </w:pPr>
       <w:r>
-        <w:t>Əsas məlumatlar</w:t>
+        <w:t xml:space="preserve">Əsas məlumatlar</w:t>
       </w:r>
     </w:p>
     <w:p>
@@ -58,7 +58,7 @@
         <w:widowControl/>
       </w:pPr>
       <w:r>
-        <w:t>Bu müalicədə qlükoza hətta ishal zamanı da bağırsağın natriumu və suyu sormasına kömək edir.</w:t>
+        <w:t>Qlükoza ishal zamanı da natriumun bağırsaqdan sorulmasına kömək edir. Bu proses suyun da orqanizmə keçməsinə şərait yaradır.</w:t>
       </w:r>
     </w:p>
     <w:p>
@@ -67,7 +67,7 @@
         <w:widowControl/>
       </w:pPr>
       <w:r>
-        <w:t>Ümumdünya Səhiyyə Təşkilatı və BMT Uşaq Fondu əvvəlcədən ölçülüb paketlənmiş rehidratasiya duzlarını bütün dünyada təşviq etdilər.</w:t>
+        <w:t>ÜST və UNICEF məhlul hazırlamaq üçün tərkibi əvvəlcədən dəqiq ölçülmüş paket qarışıqlarının dünyada yayılmasına kömək etdilər.</w:t>
       </w:r>
     </w:p>
     <w:p>
@@ -76,7 +76,7 @@
         <w:widowControl/>
       </w:pPr>
       <w:r>
-        <w:t>Düzgün tətbiq olunduqda kəskin sulu ishalı olan xəstələrin çoxunda susuzlaşmanı aradan qaldıra bilər.</w:t>
+        <w:t>Düzgün hazırlanıb istifadə edildikdə məhlul kəskin sulu ishalı olan bir çox xəstədə susuzlaşmanın qarşısını ala və itirilmiş mayeni bərpa edə bilir.</w:t>
       </w:r>
     </w:p>
     <w:p>
@@ -85,7 +85,7 @@
         <w:widowControl/>
       </w:pPr>
       <w:r>
-        <w:t>Şəkər, duz və təmiz su ilə evdə hazırlanan qarışıq fövqəladə hallar üçün tanınan əvəzedicidir.</w:t>
+        <w:t>Hazır preparat olmadıqda fövqəladə şəraitdə dəqiq tibbi göstərişlə hazırlanan şəkər-duz məhlulundan müvəqqəti istifadə oluna bilər. Lakin evdə hazırlanan qarışıq standart preparatla tam eyni deyil.</w:t>
       </w:r>
     </w:p>
     <w:p>
@@ -94,7 +94,7 @@
         <w:widowControl/>
       </w:pPr>
       <w:r>
-        <w:t>Ağızdan rehidratasiya XX əsrin xərcinə görə ən səmərəli ictimai səhiyyə tədbirlərindəndir.</w:t>
+        <w:t>Az xərclə çoxlu insanın həyatını xilas etməyə imkan verən bu üsul XX əsrin ən səmərəli səhiyyə tədbirlərindən sayılır.</w:t>
       </w:r>
     </w:p>
     <w:p>
@@ -103,15 +103,7 @@
         <w:widowControl/>
       </w:pPr>
       <w:r>
-        <w:t>Bu nədir</w:t>
-      </w:r>
-    </w:p>
-    <w:p>
-      <w:pPr>
-        <w:widowControl/>
-      </w:pPr>
-      <w:r>
-        <w:t>Ağızdan rehidratasiya müalicəsi — ingiliscə oral rehydration therapy (ORT) — təmiz suda dəqiq ölçülmüş duz və şəkər məhlulu içməklə ishalın yaratdığı susuzlaşmanı müalicə edir. Qlükoza nazik bağırsağın natriumu və onunla birlikdə suyu sormasına kömək edir; bu mexanizm bağırsaq iltihablı olduqda da işləyir. Məhlul antibiotik deyil, bədənin itirdiyini əvəz edir. Oral rehidratasiya duzları — ingiliscə ORS — paketləri qarışığın standart tərkibini təmin edir. Sadə dillə, bu içki ölümcül maye itkisinə qarşı bədənin öz sorulma mexanizmindən istifadə edir.</w:t>
+        <w:t xml:space="preserve">Bu nədir?</w:t>
       </w:r>
     </w:p>
     <w:p>
@@ -120,15 +112,7 @@
         <w:widowControl/>
       </w:pPr>
       <w:r>
-        <w:t>Kim kəşf edib və ya yaradıb</w:t>
-      </w:r>
-    </w:p>
-    <w:p>
-      <w:pPr>
-        <w:widowControl/>
-      </w:pPr>
-      <w:r>
-        <w:t>Fizioloqlar qlükoza və natriumun bağırsaqda ortaq daşınma yolundan istifadə etdiyini göstərdilər. Cənubi Asiyada vəbanı müalicə edən klinik qruplar ağızdan verilən məhlulun bir çox xəstədə venadaxili mayeni əvəz edə bildiyini sübut etdilər. Dilip Mahalanabis və həmkarları üsulun qaçqın böhranlarında işlədiyini göstərdilər. Ümumdünya Səhiyyə Təşkilatı — ÜST, beynəlxalq qısaltması WHO — və BMT Uşaq Fondu — UNICEF — paketləri və təlimi qlobal proqrama çevirdilər. İdeya bir patentə deyil, sübuta və düzgün təşkilatlanmaya əsaslanır.</w:t>
+        <w:t xml:space="preserve">Ağızdan rehidratasiya ishal zamanı itirilən su və duzların içilən məhlulla bərpa olunmasıdır. «Rehidratasiya» orqanizmin itirdiyi mayenin yerini doldurmaq deməkdir.</w:t>
       </w:r>
     </w:p>
     <w:p>
@@ -137,15 +121,7 @@
         <w:widowControl/>
       </w:pPr>
       <w:r>
-        <w:t>Nə vaxt və necə yaranıb</w:t>
-      </w:r>
-    </w:p>
-    <w:p>
-      <w:pPr>
-        <w:widowControl/>
-      </w:pPr>
-      <w:r>
-        <w:t>1960-cı illərin palata və laboratoriya tədqiqatları sorulma mexanizmini aydınlaşdırdı. 1970-ci illərin epidemiya və müharibə şəraiti venadaxili sistemlərin və tibb bacılarının az olduğu yerlərdə üsulun işlədiyini göstərdi. 1978-ci ildən ÜST onu ishala qarşı strategiyalara daxil etdi. Milli proqramlar xəstəyə qulluq edənlərə məhlulu düzgün qarışdırmağı və erkən verməyi öyrətdi. Sonrakı tərkiblərdə nəticəni yaxşılaşdırmaq üçün daha aşağı osmolyarlıqdan, yəni məhlulda daha az ümumi həll olmuş hissəcik qatılığından istifadə olundu.</w:t>
+        <w:t xml:space="preserve">Məhluldakı qlükoza nazik bağırsaqda natriumun sorulmasına kömək edir. Su da bu proseslə birlikdə sorulur. İshal bağırsağın işini pozsa da, bu mexanizm çox vaxt fəaliyyətini davam etdirir.</w:t>
       </w:r>
     </w:p>
     <w:p>
@@ -154,15 +130,7 @@
         <w:widowControl/>
       </w:pPr>
       <w:r>
-        <w:t>Elm üçün əhəmiyyəti</w:t>
-      </w:r>
-    </w:p>
-    <w:p>
-      <w:pPr>
-        <w:widowControl/>
-      </w:pPr>
-      <w:r>
-        <w:t>Bu müalicə hüceyrə membranından daşınma mexanizminin praktik tətbiqidir: qlükozanın qəbulunu natriumun və suyun geri sorulması ilə birləşdirir. Fiziologiyanın xəstə yatağında və düşərgələrdə faydasını göstərdi. Qarşısı alınan beş yaşadək uşaq ölümləri və paylanan paketlər kimi göstəricilər molekulyar biliyin geniş miqyasda işləyə bildiyini sübut etdi. Həyat xilas etməyin yeganə yolu yüksək texnologiyalı xəstəxana deyil. Bir qurtum məhlul belə maddələri birlikdə daşıyan hüceyrə mexanizminin imkanını tətbiq edir.</w:t>
+        <w:t xml:space="preserve">Məhlul ishalın bütün səbəblərini aradan qaldırmır və antibiotiki əvəz etmir. Onun əsas vəzifəsi orqanizmin itirdiyi su və duzların yerini doldurmaqdır. Hazır paket qarışığında maddələrin nisbəti əvvəlcədən müəyyən edilir; onu qablaşdırmada göstərilən miqdarda təmiz su ilə hazırlamaq lazımdır.</w:t>
       </w:r>
     </w:p>
     <w:p>
@@ -171,15 +139,7 @@
         <w:widowControl/>
       </w:pPr>
       <w:r>
-        <w:t>Sonrakı inkişafa təsiri</w:t>
-      </w:r>
-    </w:p>
-    <w:p>
-      <w:pPr>
-        <w:widowControl/>
-      </w:pPr>
-      <w:r>
-        <w:t>İshal üzrə təlimatlar ağızdan rehidratasiyanı önə çəkir, antibiotikləri isə lazım gəldikdə əlavə edir. Sink əlavələri və rotavirusa qarşı peyvəndlər uşaqları qorumaq məqsədini tamamlayır. Daşqınlar və düşərgələr üçün təcili yardım dəstlərində rehidratasiya duzları yenə əsas yer tutur. Xəstəyə qulluq edənlərin səhiyyə maarifləndirilməsində paketləri düzgün hazırlamaq vacib mövzu oldu. Sonrakı yardım proqramları eyni məntiqdən istifadə etdi: ucuz və öyrədilməsi mümkün bioloji həll.</w:t>
+        <w:t xml:space="preserve">Ağır susuzlaşma və ya şok zamanı isə təcili tibbi yardım və venadaxili maye tələb olunur. Belə hallarda təkcə məhlul içirməklə kifayətlənmək olmaz. ÜST-nin ishal haqqında məlumatı</w:t>
       </w:r>
     </w:p>
     <w:p>
@@ -188,15 +148,178 @@
         <w:widowControl/>
       </w:pPr>
       <w:r>
-        <w:t>İnsan həyatını necə dəyişib</w:t>
+        <w:t xml:space="preserve">Kim yaradıb?</w:t>
       </w:r>
     </w:p>
     <w:p>
       <w:pPr>
+        <w:pStyle w:val="Heading1"/>
         <w:widowControl/>
       </w:pPr>
       <w:r>
-        <w:t>Susuzlaşmadan öləcək saysız-hesabsız uşaq ona qulluq edən şəxsin əlində duz, şəkər və aydın təlimat olduğu üçün yaşadı. Venadaxili müalicə imkanları ən ağır hallara saxlanıldı. İshal təhlükəli olaraq qaldı, amma ailələr ilkin yardım vasitəsi qazandılar. Təmiz su və ya paketlər olmayan yerlərdə əlçatanlıq problemi davam edir. Buna baxmayaraq, ağızdan rehidratasiya uşaqların sağ qalmasında peyvəndlərlə yanaşı səssiz inqilablardan biridir.</w:t>
+        <w:t xml:space="preserve">Bu üsul bir nəfərin ixtirası deyil. Fizioloqlar əvvəlcə qlükoza ilə natriumun bağırsaq hüceyrələrinə eyni daşıyıcı zülal vasitəsilə keçdiyini göstərdilər. Cənubi Asiyada vəba xəstələrini müalicə edən həkimlər isə bu bilikdən yararlanaraq ağızdan verilən məhlulun bir çox xəstədə venadaxili mayeyə ehtiyacı azalda bildiyini sübut etdilər.</w:t>
+      </w:r>
+    </w:p>
+    <w:p>
+      <w:pPr>
+        <w:pStyle w:val="Heading1"/>
+        <w:widowControl/>
+      </w:pPr>
+      <w:r>
+        <w:t xml:space="preserve">Dilip Mahalanabis və həmkarları qaçqın böhranı zamanı bu üsulun çətin şəraitdə də işə yaradığını göstərdilər. ÜST və UNICEF standart qarışıqların paylanmasını və istifadə qaydalarının öyrədilməsini geniş səhiyyə proqramlarının bir hissəsinə çevirdilər.</w:t>
+      </w:r>
+    </w:p>
+    <w:p>
+      <w:pPr>
+        <w:pStyle w:val="Heading1"/>
+        <w:widowControl/>
+      </w:pPr>
+      <w:r>
+        <w:t xml:space="preserve">Bu nailiyyət elmi bilik, həkim təcrübəsi və yardımın düzgün təşkili sayəsində mümkün oldu.</w:t>
+      </w:r>
+    </w:p>
+    <w:p>
+      <w:pPr>
+        <w:pStyle w:val="Heading1"/>
+        <w:widowControl/>
+      </w:pPr>
+      <w:r>
+        <w:t xml:space="preserve">Nə vaxt və necə yaranıb?</w:t>
+      </w:r>
+    </w:p>
+    <w:p>
+      <w:pPr>
+        <w:pStyle w:val="Heading1"/>
+        <w:widowControl/>
+      </w:pPr>
+      <w:r>
+        <w:t xml:space="preserve">1960-cı illərdə laboratoriyalarda və xəstəxanalarda aparılan tədqiqatlar qlükoza, natrium və suyun sorulması arasındakı əlaqəni aydınlaşdırdı. 1970-ci illərdə epidemiyalar və müharibələrin yaratdığı ağır şərait üsulun praktik əhəmiyyətini üzə çıxardı. Venadaxili maye vermək üçün avadanlıq və tibb işçisi çatışmadıqda ağızdan verilən məhlul xüsusilə mühüm yardım vasitəsi idi.</w:t>
+      </w:r>
+    </w:p>
+    <w:p>
+      <w:pPr>
+        <w:pStyle w:val="Heading1"/>
+        <w:widowControl/>
+      </w:pPr>
+      <w:r>
+        <w:t xml:space="preserve">1978-ci ildən ÜST bu üsulu ishalla mübarizə proqramına daxil etdi. Ölkələrdə həyata keçirilən səhiyyə proqramları valideynlərə və xəstəyə qulluq edən digər şəxslərə məhlulu düzgün hazırlamağı öyrədirdi.</w:t>
+      </w:r>
+    </w:p>
+    <w:p>
+      <w:pPr>
+        <w:pStyle w:val="Heading1"/>
+        <w:widowControl/>
+      </w:pPr>
+      <w:r>
+        <w:t xml:space="preserve">Sonralar standart qarışığın tərkibi təkmilləşdirildi. Həll olmuş hissəciklərin ümumi qatılığı daha aşağı olan — aşağı osmolyarlı — məhlulların tətbiqi müalicənin nəticələrini yaxşılaşdırdı. Bu, hazır məhlula əlavə su qatmaq deyil, preparatın tərkibinin elmi əsaslarla yenidən müəyyənləşdirilməsi idi.</w:t>
+      </w:r>
+    </w:p>
+    <w:p>
+      <w:pPr>
+        <w:pStyle w:val="Heading1"/>
+        <w:widowControl/>
+      </w:pPr>
+      <w:r>
+        <w:t xml:space="preserve">Elm üçün əhəmiyyəti</w:t>
+      </w:r>
+    </w:p>
+    <w:p>
+      <w:pPr>
+        <w:pStyle w:val="Heading1"/>
+        <w:widowControl/>
+      </w:pPr>
+      <w:r>
+        <w:t xml:space="preserve">Bu üsul hüceyrələrin necə işlədiyi haqqında biliyin gündəlik tibbi yardıma çevrilməsinin aydın nümunəsidir. Qlükoza və natriumun hüceyrə membranından birgə keçməsi suyun sorulmasına kömək edir. Müalicə orqanizmin bu təbii imkanından yararlanır.</w:t>
+      </w:r>
+    </w:p>
+    <w:p>
+      <w:pPr>
+        <w:pStyle w:val="Heading1"/>
+        <w:widowControl/>
+      </w:pPr>
+      <w:r>
+        <w:t xml:space="preserve">Laboratoriyada öyrənilən proses həm xəstəxanada, həm də qaçqın düşərgəsində həyat qurtaran vasitəyə çevrildi. Çoxlu uşağın susuzlaşmadan ölümünün qarşısının alınması göstərdi ki, kiçik miqyasda — hüceyrə səviyyəsində — əldə olunan bilik böyük ictimai fayda verə bilər.</w:t>
+      </w:r>
+    </w:p>
+    <w:p>
+      <w:pPr>
+        <w:pStyle w:val="Heading1"/>
+        <w:widowControl/>
+      </w:pPr>
+      <w:r>
+        <w:t xml:space="preserve">Həyat xilas etmək üçün həmişə mürəkkəb avadanlıq lazım olmur. Bəzən əsas məsələ orqanizmin işini düzgün anlamaq və həmin biliyi sadə, əlçatan üsulla tətbiq etməkdir.</w:t>
+      </w:r>
+    </w:p>
+    <w:p>
+      <w:pPr>
+        <w:pStyle w:val="Heading1"/>
+        <w:widowControl/>
+      </w:pPr>
+      <w:r>
+        <w:t xml:space="preserve">Sonrakı inkişafa təsiri</w:t>
+      </w:r>
+    </w:p>
+    <w:p>
+      <w:pPr>
+        <w:pStyle w:val="Heading1"/>
+        <w:widowControl/>
+      </w:pPr>
+      <w:r>
+        <w:t xml:space="preserve">İshalın müalicəsində itirilmiş maye və duzların bərpası əsas yer tutur. Antibiotiklər isə yalnız lazım olan hallarda təyin edilir.</w:t>
+      </w:r>
+    </w:p>
+    <w:p>
+      <w:pPr>
+        <w:pStyle w:val="Heading1"/>
+        <w:widowControl/>
+      </w:pPr>
+      <w:r>
+        <w:t xml:space="preserve">Uşaqlarda sink əlavələri müalicəni tamamlayır. Rotavirus peyvəndi isə həmin virusun törətdiyi xəstəlikdən qorunmağa kömək edir. Beləliklə, müalicə və profilaktika tədbirləri uşaqları ishalın ağır nəticələrindən qorumaq üçün bir-birini tamamlayır. ÜST-nin profilaktika və müalicə məlumatı</w:t>
+      </w:r>
+    </w:p>
+    <w:p>
+      <w:pPr>
+        <w:pStyle w:val="Heading1"/>
+        <w:widowControl/>
+      </w:pPr>
+      <w:r>
+        <w:t xml:space="preserve">Rehidratasiya qarışıqları daşqın bölgələrinə və qaçqın düşərgələrinə göndərilən tibbi yardım ləvazimatları arasında mühüm yer tutur. Sonrakı yardım proqramları da bu təcrübədən yararlandı: elmi əsası olan, ucuz və istifadəsi asan öyrədilən vasitəni ehtiyacı olan insanlara çatdırmaq.</w:t>
+      </w:r>
+    </w:p>
+    <w:p>
+      <w:pPr>
+        <w:pStyle w:val="Heading1"/>
+        <w:widowControl/>
+      </w:pPr>
+      <w:r>
+        <w:t xml:space="preserve">İnsan həyatını necə dəyişib?</w:t>
+      </w:r>
+    </w:p>
+    <w:p>
+      <w:pPr>
+        <w:pStyle w:val="Heading1"/>
+        <w:widowControl/>
+      </w:pPr>
+      <w:r>
+        <w:t xml:space="preserve">Valideynlərin və xəstəyə qulluq edən insanların məhlulu düzgün hazırlayıb verməyi öyrənməsi çoxlu uşağın həyatını xilas etməyə kömək etdi. Bir çox xəstədə mayeni ağızdan bərpa etmək mümkün olduğundan venadaxili müalicəyə ehtiyac azaldı.</w:t>
+      </w:r>
+    </w:p>
+    <w:p>
+      <w:pPr>
+        <w:pStyle w:val="Heading1"/>
+        <w:widowControl/>
+      </w:pPr>
+      <w:r>
+        <w:t xml:space="preserve">İshal təhlükəli olaraq qaldı, lakin ailələr tibbi yardım gözləyərkən maye itkisinin qarşısını almaq üçün təsirli vasitə qazandılar. Təmiz suyun və hazır qarışıqların çatışmadığı yerlərdə isə bu imkandan yararlanmaq hələ də çətindir.</w:t>
+      </w:r>
+    </w:p>
+    <w:p>
+      <w:pPr>
+        <w:pStyle w:val="Heading1"/>
+        <w:widowControl/>
+      </w:pPr>
+      <w:r>
+        <w:t xml:space="preserve">Ağızdan rehidratasiya peyvəndlərlə yanaşı, uşaqların sağ qalmasına böyük töhfə verən səhiyyə nailiyyətlərindəndir. Bir paket qarışıq, təmiz su və düzgün istifadə qaydasını bilmək bəzən bir uşağın həyatını xilas etmək üçün həlledici olur.</w:t>
       </w:r>
     </w:p>
     <w:p>
@@ -217,7 +340,7 @@
         <w:rPr>
           <w:sz w:val="20"/>
         </w:rPr>
-        <w:t>A Kitablar və əsas elmi əsərlər</w:t>
+        <w:t>Kitablar və əsas elmi əsərlər</w:t>
       </w:r>
     </w:p>
     <w:p>
@@ -240,7 +363,7 @@
         <w:rPr>
           <w:sz w:val="20"/>
         </w:rPr>
-        <w:t>C Qurumların materialları və ensiklopedik mənbələr</w:t>
+        <w:t>Qurumların materialları və ensiklopedik mənbələr</w:t>
       </w:r>
     </w:p>
     <w:p>
@@ -300,7 +423,7 @@
         <w:rPr>
           <w:sz w:val="20"/>
         </w:rPr>
-        <w:t>D Muzey arxiv və kitabxana materialları</w:t>
+        <w:t>Muzey arxiv və kitabxana materialları</w:t>
       </w:r>
     </w:p>
     <w:p>
@@ -336,7 +459,7 @@
         <w:rPr>
           <w:sz w:val="20"/>
         </w:rPr>
-        <w:t>J Mətbuat elmi kütləvi nəşrlər və ümumi mənbələr</w:t>
+        <w:t>Mətbuat elmi kütləvi nəşrlər və ümumi mənbələr</w:t>
       </w:r>
     </w:p>
     <w:p>
